--- a/services/documents_service/backend/templates_src/template_2.docx
+++ b/services/documents_service/backend/templates_src/template_2.docx
@@ -370,7 +370,7 @@
           <w:sz w:val="20"/>
           <w:szCs w:val="20"/>
         </w:rPr>
-        <w:t>10 000 ₽</w:t>
+        <w:t>от 13 000 ₽</w:t>
       </w:r>
       <w:r>
         <w:rPr>
@@ -12414,7 +12414,7 @@
           <w:b/>
           <w:color w:val="0182FF"/>
         </w:rPr>
-        <w:t xml:space="preserve"> 10 000 ₽</w:t>
+        <w:t xml:space="preserve"> от 13 000 ₽</w:t>
       </w:r>
       <w:r>
         <w:rPr>
